--- a/client/public/downloads/Why_Overture_OnePager.docx
+++ b/client/public/downloads/Why_Overture_OnePager.docx
@@ -81,7 +81,7 @@
                 <w:sz w:val="21"/>
                 <w:szCs w:val="21"/>
               </w:rPr>
-              <w:t xml:space="preserve"> is the only firm that owns the full AI lifecycle — and the only one with a patent-pending safety pipeline.</w:t>
+              <w:t xml:space="preserve"> is the only firm that owns the full AI lifecycle — and the only one with a patented safety pipeline.</w:t>
             </w:r>
           </w:p>
         </w:tc>
@@ -718,7 +718,7 @@
                 <w:sz w:val="19"/>
                 <w:szCs w:val="19"/>
               </w:rPr>
-              <w:t>Patent-pending ICDU: Intent Capture → AI Judge gates → HITL Nuance Grader → Stress Engine. The only structured safety pipeline in the market.</w:t>
+              <w:t>Patented ICDU: Intent Capture → AI Judge gates → HITL Nuance Grader → Stress Engine. The only structured safety pipeline in the market.</w:t>
             </w:r>
           </w:p>
         </w:tc>
@@ -1016,7 +1016,7 @@
                 <w:sz w:val="19"/>
                 <w:szCs w:val="19"/>
               </w:rPr>
-              <w:t>ICDU is ours. Patent-pending. Built in-house. Tested in production. We train on it, we deploy it, we own it. That IP doesn’t walk out the door.</w:t>
+              <w:t>ICDU is ours. Patented. Built in-house. Tested in production. We train on it, we deploy it, we own it. That IP doesn’t walk out the door.</w:t>
             </w:r>
           </w:p>
         </w:tc>
@@ -1570,7 +1570,7 @@
         <w:t>That’s our track record.</w:t>
       </w:r>
       <w:r>
-        <w:t xml:space="preserve"> Same team from strategy to production. Patent-pending safety pipeline. Model-agnostic. Compliance built in from day one. The results aren’t close.</w:t>
+        <w:t xml:space="preserve"> Same team from strategy to production. Patented safety pipeline. Model-agnostic. Compliance built in from day one. The results aren’t close.</w:t>
       </w:r>
     </w:p>
     <w:tbl>
@@ -1665,7 +1665,7 @@
                 <w:sz w:val="21"/>
                 <w:szCs w:val="21"/>
               </w:rPr>
-              <w:t>Skip the middleman. Come to the source. We’re the only firm in this market with a patent-pending AI safety pipeline, full lifecycle ownership, and a 95% success rate.</w:t>
+              <w:t>Skip the middleman. Come to the source. We’re the only firm in this market with a patented AI safety pipeline, full lifecycle ownership, and a 95% success rate.</w:t>
             </w:r>
           </w:p>
         </w:tc>
